--- a/klagomål/A 22262-2026 FSC-klagomål.docx
+++ b/klagomål/A 22262-2026 FSC-klagomål.docx
@@ -1096,7 +1096,7 @@
     <w:r>
       <w:tab/>
       <w:tab/>
-      <w:t>2026-09-14</w:t>
+      <w:t>2026-09-15</w:t>
       <w:br/>
       <w:br/>
     </w:r>

--- a/klagomål/A 22262-2026 FSC-klagomål.docx
+++ b/klagomål/A 22262-2026 FSC-klagomål.docx
@@ -1096,7 +1096,7 @@
     <w:r>
       <w:tab/>
       <w:tab/>
-      <w:t>2026-09-15</w:t>
+      <w:t>2026-09-16</w:t>
       <w:br/>
       <w:br/>
     </w:r>

--- a/klagomål/A 22262-2026 FSC-klagomål.docx
+++ b/klagomål/A 22262-2026 FSC-klagomål.docx
@@ -1096,7 +1096,7 @@
     <w:r>
       <w:tab/>
       <w:tab/>
-      <w:t>2026-09-16</w:t>
+      <w:t>2026-09-17</w:t>
       <w:br/>
       <w:br/>
     </w:r>

--- a/klagomål/A 22262-2026 FSC-klagomål.docx
+++ b/klagomål/A 22262-2026 FSC-klagomål.docx
@@ -178,7 +178,7 @@
       <w:r>
         <w:drawing>
           <wp:inline xmlns:a="http://schemas.openxmlformats.org/drawingml/2006/main" xmlns:pic="http://schemas.openxmlformats.org/drawingml/2006/picture">
-            <wp:extent cx="5486400" cy="5316718"/>
+            <wp:extent cx="5486400" cy="5416642"/>
             <wp:docPr id="1" name="Picture 1"/>
             <wp:cNvGraphicFramePr>
               <a:graphicFrameLocks noChangeAspect="1"/>
@@ -199,7 +199,7 @@
                   <pic:spPr>
                     <a:xfrm>
                       <a:off x="0" y="0"/>
-                      <a:ext cx="5486400" cy="5316718"/>
+                      <a:ext cx="5486400" cy="5416642"/>
                     </a:xfrm>
                     <a:prstGeom prst="rect"/>
                   </pic:spPr>
@@ -221,7 +221,7 @@
     </w:p>
     <w:p>
       <w:r>
-        <w:t>I och inom 12 meter från avverkningsanmälan finns fynd av 27 naturvårdsarter, varav 14 är rödlistade, 27 är fridlysta och 3 är typiska (T): grönfink (VU, §4), hussvala (VU, §4), lappuggla (VU, §4), björktrast (NT, §4), enkelbeckasin (NT, §4), gulsparv (NT, §4), göktyta (NT, §4), järnsparv (NT, §4), ladusvala (NT, §4), mindre hackspett (NT, T, §4), rosenfink (NT, §4), rödvingetrast (NT, §4), sädesärla (NT, §4), talltita (NT, §4), gråspett (T, §4), spillkråka (T, §4), buskskvätta (§4), grönsiska (§4), kråka (§4), kungsfågel (§4), orre (§4), svartvit flugsnappare (§4), sävsparv (§4), sångsvan (§4), trädlärka (§4), ärtsångare (§4) och huggorm (§6). Se Figur 1.</w:t>
+        <w:t>I och inom 12 meter från avverkningsanmälan finns fynd av 29 naturvårdsarter, varav 14 är rödlistade, 29 är fridlysta och 5 är typiska (T): grönfink (VU, §4), hussvala (VU, §4), lappuggla (VU, §4), björktrast (NT, §4), enkelbeckasin (NT, §4), gulsparv (NT, §4), göktyta (NT, §4), järnsparv (NT, §4), ladusvala (NT, §4), mindre hackspett (NT, T, §4), rosenfink (NT, §4), rödvingetrast (NT, §4), sädesärla (NT, §4), talltita (NT, §4), bergfink (T, §4), gråspett (T, §4), järpe (T, §4), spillkråka (T, §4), buskskvätta (§4), grönsiska (§4), kråka (§4), kungsfågel (§4), orre (§4), svartvit flugsnappare (§4), sävsparv (§4), sångsvan (§4), trädlärka (§4), ärtsångare (§4) och huggorm (§6). Se Figur 1.</w:t>
       </w:r>
     </w:p>
     <w:p>
@@ -294,6 +294,26 @@
         <w:rPr>
           <w:b/>
         </w:rPr>
+        <w:t>Bergfink (§4)</w:t>
+      </w:r>
+      <w:r>
+        <w:t xml:space="preserve"> häckar i barr- och blandskog samt i fjällbjörkskog. Den förekommer i Norrland, västra Dalarna och norra Värmland samt sparsamt till sällsynt vidare söderut till mellersta Värmland, norra Västmanland och södra Gästrikland. Bergfink är typisk art för </w:t>
+      </w:r>
+      <w:r>
+        <w:rPr>
+          <w:i/>
+        </w:rPr>
+        <w:t>9040 Fjällbjörkskog</w:t>
+      </w:r>
+      <w:r>
+        <w:t xml:space="preserve"> (SLU Artdatabanken, 2025).</w:t>
+      </w:r>
+    </w:p>
+    <w:p>
+      <w:r>
+        <w:rPr>
+          <w:b/>
+        </w:rPr>
         <w:t>Gråspett (§4)</w:t>
       </w:r>
       <w:r>
@@ -307,6 +327,35 @@
       </w:r>
       <w:r>
         <w:t>(Skogsstyrelsen, 2016; SLU Artdatabanken, 2025).</w:t>
+      </w:r>
+    </w:p>
+    <w:p>
+      <w:r>
+        <w:rPr>
+          <w:b/>
+        </w:rPr>
+        <w:t>Järpe (§4)</w:t>
+      </w:r>
+      <w:r>
+        <w:t xml:space="preserve">, som är upptagen i bilaga 1 och 2 EU:s fågeldirektiv, är mycket stationär inom sitt revir som är minst 25 hektar stort. Livsmiljöerna utgörs av tät barrskog med inblandning av lövträd och en väl utvecklad flerskiktad struktur med bärris och yngre eller undertryckta, täta granar i ett lägre skikt, ofta utmed bäckar och åar inne i den skyddande granskogen. Den överlever inte om dess livsmiljö kalavverkas och är även känslig för röjning, gallring och avverkning där unga granar och lövträd inte sparas i tillräcklig omfattning. Arten finns i sammanhängande grandominerad skog över hela Sverige men förekomsterna är betydligt glesare i Götaland än i övriga landet. Järpe är typisk art för </w:t>
+      </w:r>
+      <w:r>
+        <w:rPr>
+          <w:i/>
+        </w:rPr>
+        <w:t xml:space="preserve">9010 Taiga, 9080 Lövsumpskog </w:t>
+      </w:r>
+      <w:r>
+        <w:t xml:space="preserve">och </w:t>
+      </w:r>
+      <w:r>
+        <w:rPr>
+          <w:i/>
+        </w:rPr>
+        <w:t xml:space="preserve">9740 Skogsbevuxen myr </w:t>
+      </w:r>
+      <w:r>
+        <w:t>(SLU Artdatabanken, 2026).</w:t>
       </w:r>
     </w:p>
     <w:p>
@@ -444,7 +493,7 @@
         <w:rPr>
           <w:i/>
         </w:rPr>
-        <w:t>I det avverkningsanmälda skogsområdet har 27 naturvårdsarter varav 14 rödlistade arter sina livsmiljöer och växtplatser.</w:t>
+        <w:t>I det avverkningsanmälda skogsområdet har 29 naturvårdsarter varav 14 rödlistade arter sina livsmiljöer och växtplatser.</w:t>
       </w:r>
     </w:p>
     <w:p>
@@ -885,6 +934,64 @@
     <w:p>
       <w:r>
         <w:t xml:space="preserve">SLU Artdatabanken, 2021. </w:t>
+      </w:r>
+      <w:r>
+        <w:rPr>
+          <w:i/>
+        </w:rPr>
+        <w:t xml:space="preserve">Artfaktablad. Naturvård – artfakta. </w:t>
+      </w:r>
+      <w:r>
+        <w:t>SLU Artdatabanken, Uppsala</w:t>
+      </w:r>
+    </w:p>
+    <w:p>
+      <w:pPr>
+        <w:pStyle w:val="Heading1"/>
+      </w:pPr>
+      <w:r>
+        <w:t>Järpe – ekologi samt krav på livsmiljön</w:t>
+      </w:r>
+    </w:p>
+    <w:p>
+      <w:r>
+        <w:t>Järpe är fridlyst enligt 4§ artskyddsförordningen och upptagen i bilaga 1 och 2 EU:s fågeldirektiv. Den finns i sammanhängande grandominerad skog över hela Sverige men förekomsterna är betydligt glesare i Götaland än i övriga landet. Järpen har sina livsmiljöer i tät barrskog med inblandning av lövträd och en väl utvecklad flerskiktad struktur med bärris och yngre eller undertryckta, täta granar i ett lägre skikt, ofta utmed bäckar och åar inne i den skyddande granskogen (SLU Artdatabanken, 2026).</w:t>
+      </w:r>
+    </w:p>
+    <w:p>
+      <w:r>
+        <w:t xml:space="preserve">Arten behöver lämpliga skogsbestånd om sammanlagt minst 25 hektar. Den är mycket stationär inom sitt revir och när ett par etablerat sig stannar de så länge miljön är intakt. Den undviker öppen mark och förﬂyttar sig sällan över större öppna myrar eller åkermark, och är därför känslig för fragmentering. Järpen överlever inte om dess livsmiljö kalavverkas och är även känslig för röjning, gallring och avverkning där unga granar och lövträd inte sparas i tillräcklig omfattning.  Järpe är typisk art för </w:t>
+      </w:r>
+      <w:r>
+        <w:rPr>
+          <w:i/>
+        </w:rPr>
+        <w:t>9010 Taiga, 9740 Skogsbevuxen myr</w:t>
+      </w:r>
+      <w:r>
+        <w:t xml:space="preserve"> och </w:t>
+      </w:r>
+      <w:r>
+        <w:rPr>
+          <w:i/>
+        </w:rPr>
+        <w:t>9080 Lövsumpskog</w:t>
+      </w:r>
+      <w:r>
+        <w:t xml:space="preserve"> (SLU Artdatabanken, 2026).</w:t>
+      </w:r>
+    </w:p>
+    <w:p>
+      <w:pPr>
+        <w:pStyle w:val="Heading2"/>
+      </w:pPr>
+      <w:r>
+        <w:t>Referenser – järpe</w:t>
+      </w:r>
+    </w:p>
+    <w:p>
+      <w:r>
+        <w:t xml:space="preserve">SLU Artdatabanken, 2026. </w:t>
       </w:r>
       <w:r>
         <w:rPr>
@@ -1096,7 +1203,7 @@
     <w:r>
       <w:tab/>
       <w:tab/>
-      <w:t>2026-09-17</w:t>
+      <w:t>2026-09-18</w:t>
       <w:br/>
       <w:br/>
     </w:r>

--- a/klagomål/A 22262-2026 FSC-klagomål.docx
+++ b/klagomål/A 22262-2026 FSC-klagomål.docx
@@ -1203,7 +1203,7 @@
     <w:r>
       <w:tab/>
       <w:tab/>
-      <w:t>2026-09-18</w:t>
+      <w:t>2026-09-19</w:t>
       <w:br/>
       <w:br/>
     </w:r>

--- a/klagomål/A 22262-2026 FSC-klagomål.docx
+++ b/klagomål/A 22262-2026 FSC-klagomål.docx
@@ -1203,7 +1203,7 @@
     <w:r>
       <w:tab/>
       <w:tab/>
-      <w:t>2026-09-19</w:t>
+      <w:t>2026-09-21</w:t>
       <w:br/>
       <w:br/>
     </w:r>

--- a/klagomål/A 22262-2026 FSC-klagomål.docx
+++ b/klagomål/A 22262-2026 FSC-klagomål.docx
@@ -1203,7 +1203,7 @@
     <w:r>
       <w:tab/>
       <w:tab/>
-      <w:t>2026-09-21</w:t>
+      <w:t>2026-09-23</w:t>
       <w:br/>
       <w:br/>
     </w:r>

--- a/klagomål/A 22262-2026 FSC-klagomål.docx
+++ b/klagomål/A 22262-2026 FSC-klagomål.docx
@@ -1203,7 +1203,7 @@
     <w:r>
       <w:tab/>
       <w:tab/>
-      <w:t>2026-09-23</w:t>
+      <w:t>2026-09-24</w:t>
       <w:br/>
       <w:br/>
     </w:r>

--- a/klagomål/A 22262-2026 FSC-klagomål.docx
+++ b/klagomål/A 22262-2026 FSC-klagomål.docx
@@ -1203,7 +1203,7 @@
     <w:r>
       <w:tab/>
       <w:tab/>
-      <w:t>2026-09-24</w:t>
+      <w:t>2026-09-25</w:t>
       <w:br/>
       <w:br/>
     </w:r>

--- a/klagomål/A 22262-2026 FSC-klagomål.docx
+++ b/klagomål/A 22262-2026 FSC-klagomål.docx
@@ -1203,7 +1203,7 @@
     <w:r>
       <w:tab/>
       <w:tab/>
-      <w:t>2026-09-25</w:t>
+      <w:t>2026-09-26</w:t>
       <w:br/>
       <w:br/>
     </w:r>

--- a/klagomål/A 22262-2026 FSC-klagomål.docx
+++ b/klagomål/A 22262-2026 FSC-klagomål.docx
@@ -1203,7 +1203,7 @@
     <w:r>
       <w:tab/>
       <w:tab/>
-      <w:t>2026-09-26</w:t>
+      <w:t>2026-09-27</w:t>
       <w:br/>
       <w:br/>
     </w:r>

--- a/klagomål/A 22262-2026 FSC-klagomål.docx
+++ b/klagomål/A 22262-2026 FSC-klagomål.docx
@@ -1203,7 +1203,7 @@
     <w:r>
       <w:tab/>
       <w:tab/>
-      <w:t>2026-09-27</w:t>
+      <w:t>2026-09-28</w:t>
       <w:br/>
       <w:br/>
     </w:r>

--- a/klagomål/A 22262-2026 FSC-klagomål.docx
+++ b/klagomål/A 22262-2026 FSC-klagomål.docx
@@ -1203,7 +1203,7 @@
     <w:r>
       <w:tab/>
       <w:tab/>
-      <w:t>2026-09-28</w:t>
+      <w:t>2026-09-29</w:t>
       <w:br/>
       <w:br/>
     </w:r>

--- a/klagomål/A 22262-2026 FSC-klagomål.docx
+++ b/klagomål/A 22262-2026 FSC-klagomål.docx
@@ -1203,7 +1203,7 @@
     <w:r>
       <w:tab/>
       <w:tab/>
-      <w:t>2026-09-29</w:t>
+      <w:t>2026-09-30</w:t>
       <w:br/>
       <w:br/>
     </w:r>

--- a/klagomål/A 22262-2026 FSC-klagomål.docx
+++ b/klagomål/A 22262-2026 FSC-klagomål.docx
@@ -1203,7 +1203,7 @@
     <w:r>
       <w:tab/>
       <w:tab/>
-      <w:t>2026-09-30</w:t>
+      <w:t>2026-10-01</w:t>
       <w:br/>
       <w:br/>
     </w:r>

--- a/klagomål/A 22262-2026 FSC-klagomål.docx
+++ b/klagomål/A 22262-2026 FSC-klagomål.docx
@@ -1203,7 +1203,7 @@
     <w:r>
       <w:tab/>
       <w:tab/>
-      <w:t>2026-10-01</w:t>
+      <w:t>2026-10-02</w:t>
       <w:br/>
       <w:br/>
     </w:r>

--- a/klagomål/A 22262-2026 FSC-klagomål.docx
+++ b/klagomål/A 22262-2026 FSC-klagomål.docx
@@ -1203,7 +1203,7 @@
     <w:r>
       <w:tab/>
       <w:tab/>
-      <w:t>2026-10-02</w:t>
+      <w:t>2026-10-03</w:t>
       <w:br/>
       <w:br/>
     </w:r>

--- a/klagomål/A 22262-2026 FSC-klagomål.docx
+++ b/klagomål/A 22262-2026 FSC-klagomål.docx
@@ -1203,7 +1203,7 @@
     <w:r>
       <w:tab/>
       <w:tab/>
-      <w:t>2026-10-03</w:t>
+      <w:t>2026-10-04</w:t>
       <w:br/>
       <w:br/>
     </w:r>

--- a/klagomål/A 22262-2026 FSC-klagomål.docx
+++ b/klagomål/A 22262-2026 FSC-klagomål.docx
@@ -1203,7 +1203,7 @@
     <w:r>
       <w:tab/>
       <w:tab/>
-      <w:t>2026-10-04</w:t>
+      <w:t>2026-10-05</w:t>
       <w:br/>
       <w:br/>
     </w:r>

--- a/klagomål/A 22262-2026 FSC-klagomål.docx
+++ b/klagomål/A 22262-2026 FSC-klagomål.docx
@@ -1203,7 +1203,7 @@
     <w:r>
       <w:tab/>
       <w:tab/>
-      <w:t>2026-10-05</w:t>
+      <w:t>2026-10-06</w:t>
       <w:br/>
       <w:br/>
     </w:r>

--- a/klagomål/A 22262-2026 FSC-klagomål.docx
+++ b/klagomål/A 22262-2026 FSC-klagomål.docx
@@ -1203,7 +1203,7 @@
     <w:r>
       <w:tab/>
       <w:tab/>
-      <w:t>2026-10-06</w:t>
+      <w:t>2026-10-07</w:t>
       <w:br/>
       <w:br/>
     </w:r>

--- a/klagomål/A 22262-2026 FSC-klagomål.docx
+++ b/klagomål/A 22262-2026 FSC-klagomål.docx
@@ -1203,7 +1203,7 @@
     <w:r>
       <w:tab/>
       <w:tab/>
-      <w:t>2026-10-07</w:t>
+      <w:t>2026-10-08</w:t>
       <w:br/>
       <w:br/>
     </w:r>

--- a/klagomål/A 22262-2026 FSC-klagomål.docx
+++ b/klagomål/A 22262-2026 FSC-klagomål.docx
@@ -1203,7 +1203,7 @@
     <w:r>
       <w:tab/>
       <w:tab/>
-      <w:t>2026-10-08</w:t>
+      <w:t>2026-10-09</w:t>
       <w:br/>
       <w:br/>
     </w:r>

--- a/klagomål/A 22262-2026 FSC-klagomål.docx
+++ b/klagomål/A 22262-2026 FSC-klagomål.docx
@@ -1203,7 +1203,7 @@
     <w:r>
       <w:tab/>
       <w:tab/>
-      <w:t>2026-10-09</w:t>
+      <w:t>2026-10-10</w:t>
       <w:br/>
       <w:br/>
     </w:r>

--- a/klagomål/A 22262-2026 FSC-klagomål.docx
+++ b/klagomål/A 22262-2026 FSC-klagomål.docx
@@ -1203,7 +1203,7 @@
     <w:r>
       <w:tab/>
       <w:tab/>
-      <w:t>2026-10-10</w:t>
+      <w:t>2026-10-11</w:t>
       <w:br/>
       <w:br/>
     </w:r>

--- a/klagomål/A 22262-2026 FSC-klagomål.docx
+++ b/klagomål/A 22262-2026 FSC-klagomål.docx
@@ -1203,7 +1203,7 @@
     <w:r>
       <w:tab/>
       <w:tab/>
-      <w:t>2026-10-11</w:t>
+      <w:t>2026-10-12</w:t>
       <w:br/>
       <w:br/>
     </w:r>

--- a/klagomål/A 22262-2026 FSC-klagomål.docx
+++ b/klagomål/A 22262-2026 FSC-klagomål.docx
@@ -1203,7 +1203,7 @@
     <w:r>
       <w:tab/>
       <w:tab/>
-      <w:t>2026-10-12</w:t>
+      <w:t>2026-10-13</w:t>
       <w:br/>
       <w:br/>
     </w:r>

--- a/klagomål/A 22262-2026 FSC-klagomål.docx
+++ b/klagomål/A 22262-2026 FSC-klagomål.docx
@@ -1203,7 +1203,7 @@
     <w:r>
       <w:tab/>
       <w:tab/>
-      <w:t>2026-10-13</w:t>
+      <w:t>2026-10-14</w:t>
       <w:br/>
       <w:br/>
     </w:r>

--- a/klagomål/A 22262-2026 FSC-klagomål.docx
+++ b/klagomål/A 22262-2026 FSC-klagomål.docx
@@ -1203,7 +1203,7 @@
     <w:r>
       <w:tab/>
       <w:tab/>
-      <w:t>2026-10-14</w:t>
+      <w:t>2026-10-15</w:t>
       <w:br/>
       <w:br/>
     </w:r>

--- a/klagomål/A 22262-2026 FSC-klagomål.docx
+++ b/klagomål/A 22262-2026 FSC-klagomål.docx
@@ -1203,7 +1203,7 @@
     <w:r>
       <w:tab/>
       <w:tab/>
-      <w:t>2026-10-15</w:t>
+      <w:t>2026-10-16</w:t>
       <w:br/>
       <w:br/>
     </w:r>

--- a/klagomål/A 22262-2026 FSC-klagomål.docx
+++ b/klagomål/A 22262-2026 FSC-klagomål.docx
@@ -1203,7 +1203,7 @@
     <w:r>
       <w:tab/>
       <w:tab/>
-      <w:t>2026-10-16</w:t>
+      <w:t>2026-10-17</w:t>
       <w:br/>
       <w:br/>
     </w:r>

--- a/klagomål/A 22262-2026 FSC-klagomål.docx
+++ b/klagomål/A 22262-2026 FSC-klagomål.docx
@@ -1203,7 +1203,7 @@
     <w:r>
       <w:tab/>
       <w:tab/>
-      <w:t>2026-10-17</w:t>
+      <w:t>2026-10-18</w:t>
       <w:br/>
       <w:br/>
     </w:r>

--- a/klagomål/A 22262-2026 FSC-klagomål.docx
+++ b/klagomål/A 22262-2026 FSC-klagomål.docx
@@ -1203,7 +1203,7 @@
     <w:r>
       <w:tab/>
       <w:tab/>
-      <w:t>2026-10-18</w:t>
+      <w:t>2026-10-19</w:t>
       <w:br/>
       <w:br/>
     </w:r>

--- a/klagomål/A 22262-2026 FSC-klagomål.docx
+++ b/klagomål/A 22262-2026 FSC-klagomål.docx
@@ -1203,7 +1203,7 @@
     <w:r>
       <w:tab/>
       <w:tab/>
-      <w:t>2026-10-19</w:t>
+      <w:t>2026-10-20</w:t>
       <w:br/>
       <w:br/>
     </w:r>

--- a/klagomål/A 22262-2026 FSC-klagomål.docx
+++ b/klagomål/A 22262-2026 FSC-klagomål.docx
@@ -1203,7 +1203,7 @@
     <w:r>
       <w:tab/>
       <w:tab/>
-      <w:t>2026-10-20</w:t>
+      <w:t>2026-10-21</w:t>
       <w:br/>
       <w:br/>
     </w:r>

--- a/klagomål/A 22262-2026 FSC-klagomål.docx
+++ b/klagomål/A 22262-2026 FSC-klagomål.docx
@@ -1203,7 +1203,7 @@
     <w:r>
       <w:tab/>
       <w:tab/>
-      <w:t>2026-10-21</w:t>
+      <w:t>2026-10-22</w:t>
       <w:br/>
       <w:br/>
     </w:r>

--- a/klagomål/A 22262-2026 FSC-klagomål.docx
+++ b/klagomål/A 22262-2026 FSC-klagomål.docx
@@ -1203,7 +1203,7 @@
     <w:r>
       <w:tab/>
       <w:tab/>
-      <w:t>2026-10-22</w:t>
+      <w:t>2026-10-23</w:t>
       <w:br/>
       <w:br/>
     </w:r>

--- a/klagomål/A 22262-2026 FSC-klagomål.docx
+++ b/klagomål/A 22262-2026 FSC-klagomål.docx
@@ -1203,7 +1203,7 @@
     <w:r>
       <w:tab/>
       <w:tab/>
-      <w:t>2026-10-23</w:t>
+      <w:t>2026-10-24</w:t>
       <w:br/>
       <w:br/>
     </w:r>

--- a/klagomål/A 22262-2026 FSC-klagomål.docx
+++ b/klagomål/A 22262-2026 FSC-klagomål.docx
@@ -1203,7 +1203,7 @@
     <w:r>
       <w:tab/>
       <w:tab/>
-      <w:t>2026-10-24</w:t>
+      <w:t>2026-10-25</w:t>
       <w:br/>
       <w:br/>
     </w:r>

--- a/klagomål/A 22262-2026 FSC-klagomål.docx
+++ b/klagomål/A 22262-2026 FSC-klagomål.docx
@@ -1203,7 +1203,7 @@
     <w:r>
       <w:tab/>
       <w:tab/>
-      <w:t>2026-10-25</w:t>
+      <w:t>2026-10-26</w:t>
       <w:br/>
       <w:br/>
     </w:r>

--- a/klagomål/A 22262-2026 FSC-klagomål.docx
+++ b/klagomål/A 22262-2026 FSC-klagomål.docx
@@ -1203,7 +1203,7 @@
     <w:r>
       <w:tab/>
       <w:tab/>
-      <w:t>2026-10-26</w:t>
+      <w:t>2026-10-27</w:t>
       <w:br/>
       <w:br/>
     </w:r>

--- a/klagomål/A 22262-2026 FSC-klagomål.docx
+++ b/klagomål/A 22262-2026 FSC-klagomål.docx
@@ -1203,7 +1203,7 @@
     <w:r>
       <w:tab/>
       <w:tab/>
-      <w:t>2026-10-27</w:t>
+      <w:t>2026-10-28</w:t>
       <w:br/>
       <w:br/>
     </w:r>

--- a/klagomål/A 22262-2026 FSC-klagomål.docx
+++ b/klagomål/A 22262-2026 FSC-klagomål.docx
@@ -1203,7 +1203,7 @@
     <w:r>
       <w:tab/>
       <w:tab/>
-      <w:t>2026-10-28</w:t>
+      <w:t>2026-10-29</w:t>
       <w:br/>
       <w:br/>
     </w:r>

--- a/klagomål/A 22262-2026 FSC-klagomål.docx
+++ b/klagomål/A 22262-2026 FSC-klagomål.docx
@@ -1203,7 +1203,7 @@
     <w:r>
       <w:tab/>
       <w:tab/>
-      <w:t>2026-10-29</w:t>
+      <w:t>2026-10-31</w:t>
       <w:br/>
       <w:br/>
     </w:r>
